--- a/Plugin instructions/horizon-bank-design-plugin-quickstart-editable.docx
+++ b/Plugin instructions/horizon-bank-design-plugin-quickstart-editable.docx
@@ -963,15 +963,35 @@
                 <w:color w:val="FFFFFF"/>
                 <w:sz w:val="28"/>
               </w:rPr>
-              <w:t>A strong brief is four lines,</w:t>
+              <w:t xml:space="preserve">A strong brief </w:t>
             </w:r>
             <w:r>
               <w:rPr>
                 <w:color w:val="FFFFFF"/>
                 <w:sz w:val="28"/>
               </w:rPr>
-              <w:br/>
-              <w:t>not four pages.</w:t>
+              <w:t>can be</w:t>
+            </w:r>
+            <w:r>
+              <w:rPr>
+                <w:color w:val="FFFFFF"/>
+                <w:sz w:val="28"/>
+              </w:rPr>
+              <w:t xml:space="preserve"> four lines</w:t>
+            </w:r>
+            <w:r>
+              <w:rPr>
+                <w:color w:val="FFFFFF"/>
+                <w:sz w:val="28"/>
+              </w:rPr>
+              <w:t xml:space="preserve"> or </w:t>
+            </w:r>
+            <w:r>
+              <w:rPr>
+                <w:color w:val="FFFFFF"/>
+                <w:sz w:val="28"/>
+              </w:rPr>
+              <w:t>four pages.</w:t>
             </w:r>
           </w:p>
         </w:tc>
